--- a/docs/Level1/高中英语语法切片-Level1-第11课-不可数名词的量化表达.docx
+++ b/docs/Level1/高中英语语法切片-Level1-第11课-不可数名词的量化表达.docx
@@ -2058,7 +2058,7 @@
           <w:sz w:val="24"/>
           <w:szCs w:val="24"/>
         </w:rPr>
-        <w:t xml:space="preserve">方法讲完了。我们看两道例题。</w:t>
+        <w:t xml:space="preserve">方法讲透了。看两道例题。</w:t>
       </w:r>
     </w:p>
     <w:p>
@@ -2256,7 +2256,7 @@
           <w:sz w:val="24"/>
           <w:szCs w:val="24"/>
         </w:rPr>
-        <w:t xml:space="preserve">第二道例题，这回我不提示。</w:t>
+        <w:t xml:space="preserve">第二道例题，你自己上。</w:t>
       </w:r>
     </w:p>
     <w:p>
@@ -3247,7 +3247,7 @@
           <w:sz w:val="24"/>
           <w:szCs w:val="24"/>
         </w:rPr>
-        <w:t xml:space="preserve">A. She gave me a few useful suggestions.　　B. There is much furniture in the room.　　C. He needs two pieces of papers for the test.</w:t>
+        <w:t xml:space="preserve">A. She gave me a few useful suggestions.　　B. There is much traffic on this road in the morning.　　C. He needs two pieces of papers for the test.</w:t>
       </w:r>
     </w:p>
     <w:p>
@@ -3303,7 +3303,7 @@
           <w:sz w:val="24"/>
           <w:szCs w:val="24"/>
         </w:rPr>
-        <w:t xml:space="preserve">B 项，furniture 是集合体类的不可数名词，配 much，谓语用 is，也全对。</w:t>
+        <w:t xml:space="preserve">B 项，traffic 是不可数名词，交通流量没法一个一个数，配 much，谓语用 is，全对。</w:t>
       </w:r>
     </w:p>
     <w:p>
@@ -3811,7 +3811,7 @@
           <w:sz w:val="24"/>
           <w:szCs w:val="24"/>
         </w:rPr>
-        <w:t xml:space="preserve">最后三件事，你考场上得练成条件反射。</w:t>
+        <w:t xml:space="preserve">最后叮嘱三句，考场上想都别想就该用上。</w:t>
       </w:r>
     </w:p>
     <w:p>

--- a/docs/Level1/高中英语语法切片-Level1-第11课-不可数名词的量化表达.docx
+++ b/docs/Level1/高中英语语法切片-Level1-第11课-不可数名词的量化表达.docx
@@ -227,147 +227,147 @@
           <w:sz w:val="24"/>
           <w:szCs w:val="24"/>
         </w:rPr>
-        <w:t xml:space="preserve">题目：The teacher gave me three ____________ (piece) of advice before the exam.</w:t>
-      </w:r>
-    </w:p>
-    <w:p>
-      <w:pPr>
-        <w:spacing w:after="160" w:line="380"/>
-        <w:ind w:firstLine="480"/>
-      </w:pPr>
-      <w:r>
-        <w:rPr>
-          <w:rFonts w:ascii="SimSun" w:cs="SimSun" w:eastAsia="SimSun" w:hAnsi="SimSun"/>
-          <w:sz w:val="24"/>
-          <w:szCs w:val="24"/>
-        </w:rPr>
-        <w:t xml:space="preserve">先自己写，写完我们对答案。写好了吗？</w:t>
-      </w:r>
-    </w:p>
-    <w:p>
-      <w:pPr>
-        <w:spacing w:after="160" w:line="380"/>
-        <w:ind w:firstLine="480"/>
-      </w:pPr>
-      <w:r>
-        <w:rPr>
-          <w:rFonts w:ascii="SimSun" w:cs="SimSun" w:eastAsia="SimSun" w:hAnsi="SimSun"/>
-          <w:sz w:val="24"/>
-          <w:szCs w:val="24"/>
-        </w:rPr>
-        <w:t xml:space="preserve">这道题是最基本的一种，我拿它开个头。</w:t>
-      </w:r>
-    </w:p>
-    <w:p>
-      <w:pPr>
-        <w:spacing w:after="160" w:line="380"/>
-        <w:ind w:firstLine="480"/>
-      </w:pPr>
-      <w:r>
-        <w:rPr>
-          <w:rFonts w:ascii="SimSun" w:cs="SimSun" w:eastAsia="SimSun" w:hAnsi="SimSun"/>
-          <w:sz w:val="24"/>
-          <w:szCs w:val="24"/>
-        </w:rPr>
-        <w:t xml:space="preserve">结构是：three + 单位 + of + advice。</w:t>
-      </w:r>
-    </w:p>
-    <w:p>
-      <w:pPr>
-        <w:spacing w:after="160" w:line="380"/>
-        <w:ind w:firstLine="480"/>
-      </w:pPr>
-      <w:r>
-        <w:rPr>
-          <w:rFonts w:ascii="SimSun" w:cs="SimSun" w:eastAsia="SimSun" w:hAnsi="SimSun"/>
-          <w:sz w:val="24"/>
-          <w:szCs w:val="24"/>
-        </w:rPr>
-        <w:t xml:space="preserve">你先问自己一句：advice 可数吗？</w:t>
-      </w:r>
-    </w:p>
-    <w:p>
-      <w:pPr>
-        <w:spacing w:after="160" w:line="380"/>
-        <w:ind w:firstLine="480"/>
-      </w:pPr>
-      <w:r>
-        <w:rPr>
-          <w:rFonts w:ascii="SimSun" w:cs="SimSun" w:eastAsia="SimSun" w:hAnsi="SimSun"/>
-          <w:sz w:val="24"/>
-          <w:szCs w:val="24"/>
-        </w:rPr>
-        <w:t xml:space="preserve">不可数。它就在第八课那份必背清单里。</w:t>
-      </w:r>
-    </w:p>
-    <w:p>
-      <w:pPr>
-        <w:spacing w:after="160" w:line="380"/>
-        <w:ind w:firstLine="480"/>
-      </w:pPr>
-      <w:r>
-        <w:rPr>
-          <w:rFonts w:ascii="SimSun" w:cs="SimSun" w:eastAsia="SimSun" w:hAnsi="SimSun"/>
-          <w:sz w:val="24"/>
-          <w:szCs w:val="24"/>
-        </w:rPr>
-        <w:t xml:space="preserve">既然不可数，那它本身不能加 s。</w:t>
-      </w:r>
-    </w:p>
-    <w:p>
-      <w:pPr>
-        <w:spacing w:after="160" w:line="380"/>
-        <w:ind w:firstLine="480"/>
-      </w:pPr>
-      <w:r>
-        <w:rPr>
-          <w:rFonts w:ascii="SimSun" w:cs="SimSun" w:eastAsia="SimSun" w:hAnsi="SimSun"/>
-          <w:sz w:val="24"/>
-          <w:szCs w:val="24"/>
-        </w:rPr>
-        <w:t xml:space="preserve">那 three 修饰的是谁？是 piece 这个单位。</w:t>
-      </w:r>
-    </w:p>
-    <w:p>
-      <w:pPr>
-        <w:spacing w:after="160" w:line="380"/>
-        <w:ind w:firstLine="480"/>
-      </w:pPr>
-      <w:r>
-        <w:rPr>
-          <w:rFonts w:ascii="SimSun" w:cs="SimSun" w:eastAsia="SimSun" w:hAnsi="SimSun"/>
-          <w:sz w:val="24"/>
-          <w:szCs w:val="24"/>
-        </w:rPr>
-        <w:t xml:space="preserve">所以要变复数的是 piece，变成 pieces。</w:t>
-      </w:r>
-    </w:p>
-    <w:p>
-      <w:pPr>
-        <w:spacing w:after="160" w:line="380"/>
-        <w:ind w:firstLine="480"/>
-      </w:pPr>
-      <w:r>
-        <w:rPr>
-          <w:rFonts w:ascii="SimSun" w:cs="SimSun" w:eastAsia="SimSun" w:hAnsi="SimSun"/>
-          <w:sz w:val="24"/>
-          <w:szCs w:val="24"/>
-        </w:rPr>
-        <w:t xml:space="preserve">所以这儿填 pieces。</w:t>
-      </w:r>
-    </w:p>
-    <w:p>
-      <w:pPr>
-        <w:spacing w:after="160" w:line="380"/>
-        <w:ind w:firstLine="480"/>
-      </w:pPr>
-      <w:r>
-        <w:rPr>
-          <w:rFonts w:ascii="SimSun" w:cs="SimSun" w:eastAsia="SimSun" w:hAnsi="SimSun"/>
-          <w:sz w:val="24"/>
-          <w:szCs w:val="24"/>
-        </w:rPr>
-        <w:t xml:space="preserve">记住这个方向：s 加在单位上，不加在不可数名词上。</w:t>
+        <w:t xml:space="preserve">题目：下面这个短语哪里错了？请改正并说明理由。two advices about study</w:t>
+      </w:r>
+    </w:p>
+    <w:p>
+      <w:pPr>
+        <w:spacing w:after="160" w:line="380"/>
+        <w:ind w:firstLine="480"/>
+      </w:pPr>
+      <w:r>
+        <w:rPr>
+          <w:rFonts w:ascii="SimSun" w:cs="SimSun" w:eastAsia="SimSun" w:hAnsi="SimSun"/>
+          <w:sz w:val="24"/>
+          <w:szCs w:val="24"/>
+        </w:rPr>
+        <w:t xml:space="preserve">先自己找，找到了写下来。写好了吗？</w:t>
+      </w:r>
+    </w:p>
+    <w:p>
+      <w:pPr>
+        <w:spacing w:after="160" w:line="380"/>
+        <w:ind w:firstLine="480"/>
+      </w:pPr>
+      <w:r>
+        <w:rPr>
+          <w:rFonts w:ascii="SimSun" w:cs="SimSun" w:eastAsia="SimSun" w:hAnsi="SimSun"/>
+          <w:sz w:val="24"/>
+          <w:szCs w:val="24"/>
+        </w:rPr>
+        <w:t xml:space="preserve">这个短语一眼看上去挺顺，可它错了两个地方。</w:t>
+      </w:r>
+    </w:p>
+    <w:p>
+      <w:pPr>
+        <w:spacing w:after="160" w:line="380"/>
+        <w:ind w:firstLine="480"/>
+      </w:pPr>
+      <w:r>
+        <w:rPr>
+          <w:rFonts w:ascii="SimSun" w:cs="SimSun" w:eastAsia="SimSun" w:hAnsi="SimSun"/>
+          <w:sz w:val="24"/>
+          <w:szCs w:val="24"/>
+        </w:rPr>
+        <w:t xml:space="preserve">第一，advice 是不可数名词——第八课那份必背清单里就有它。</w:t>
+      </w:r>
+    </w:p>
+    <w:p>
+      <w:pPr>
+        <w:spacing w:after="160" w:line="380"/>
+        <w:ind w:firstLine="480"/>
+      </w:pPr>
+      <w:r>
+        <w:rPr>
+          <w:rFonts w:ascii="SimSun" w:cs="SimSun" w:eastAsia="SimSun" w:hAnsi="SimSun"/>
+          <w:sz w:val="24"/>
+          <w:szCs w:val="24"/>
+        </w:rPr>
+        <w:t xml:space="preserve">既然不可数，它就不能加 s。所以 advices 是错的。</w:t>
+      </w:r>
+    </w:p>
+    <w:p>
+      <w:pPr>
+        <w:spacing w:after="160" w:line="380"/>
+        <w:ind w:firstLine="480"/>
+      </w:pPr>
+      <w:r>
+        <w:rPr>
+          <w:rFonts w:ascii="SimSun" w:cs="SimSun" w:eastAsia="SimSun" w:hAnsi="SimSun"/>
+          <w:sz w:val="24"/>
+          <w:szCs w:val="24"/>
+        </w:rPr>
+        <w:t xml:space="preserve">第二，不可数名词前面不能直接用数词修饰。你不能说 two advice。</w:t>
+      </w:r>
+    </w:p>
+    <w:p>
+      <w:pPr>
+        <w:spacing w:after="160" w:line="380"/>
+        <w:ind w:firstLine="480"/>
+      </w:pPr>
+      <w:r>
+        <w:rPr>
+          <w:rFonts w:ascii="SimSun" w:cs="SimSun" w:eastAsia="SimSun" w:hAnsi="SimSun"/>
+          <w:sz w:val="24"/>
+          <w:szCs w:val="24"/>
+        </w:rPr>
+        <w:t xml:space="preserve">那想说「两条建议」怎么办？</w:t>
+      </w:r>
+    </w:p>
+    <w:p>
+      <w:pPr>
+        <w:spacing w:after="160" w:line="380"/>
+        <w:ind w:firstLine="480"/>
+      </w:pPr>
+      <w:r>
+        <w:rPr>
+          <w:rFonts w:ascii="SimSun" w:cs="SimSun" w:eastAsia="SimSun" w:hAnsi="SimSun"/>
+          <w:sz w:val="24"/>
+          <w:szCs w:val="24"/>
+        </w:rPr>
+        <w:t xml:space="preserve">借一个单位进来。用 piece，条。</w:t>
+      </w:r>
+    </w:p>
+    <w:p>
+      <w:pPr>
+        <w:spacing w:after="160" w:line="380"/>
+        <w:ind w:firstLine="480"/>
+      </w:pPr>
+      <w:r>
+        <w:rPr>
+          <w:rFonts w:ascii="SimSun" w:cs="SimSun" w:eastAsia="SimSun" w:hAnsi="SimSun"/>
+          <w:sz w:val="24"/>
+          <w:szCs w:val="24"/>
+        </w:rPr>
+        <w:t xml:space="preserve">变成 two pieces of advice。</w:t>
+      </w:r>
+    </w:p>
+    <w:p>
+      <w:pPr>
+        <w:spacing w:after="160" w:line="380"/>
+        <w:ind w:firstLine="480"/>
+      </w:pPr>
+      <w:r>
+        <w:rPr>
+          <w:rFonts w:ascii="SimSun" w:cs="SimSun" w:eastAsia="SimSun" w:hAnsi="SimSun"/>
+          <w:sz w:val="24"/>
+          <w:szCs w:val="24"/>
+        </w:rPr>
+        <w:t xml:space="preserve">你注意 s 加在哪儿——加在 pieces 上，不加在 advice 上。这是今天最重要的一条。</w:t>
+      </w:r>
+    </w:p>
+    <w:p>
+      <w:pPr>
+        <w:spacing w:after="160" w:line="380"/>
+        <w:ind w:firstLine="480"/>
+      </w:pPr>
+      <w:r>
+        <w:rPr>
+          <w:rFonts w:ascii="SimSun" w:cs="SimSun" w:eastAsia="SimSun" w:hAnsi="SimSun"/>
+          <w:sz w:val="24"/>
+          <w:szCs w:val="24"/>
+        </w:rPr>
+        <w:t xml:space="preserve">所以要改成 two pieces of advice。</w:t>
       </w:r>
     </w:p>
     <w:p>

--- a/docs/Level1/高中英语语法切片-Level1-第11课-不可数名词的量化表达.docx
+++ b/docs/Level1/高中英语语法切片-Level1-第11课-不可数名词的量化表达.docx
@@ -1330,21 +1330,21 @@
           <w:sz w:val="24"/>
           <w:szCs w:val="24"/>
         </w:rPr>
-        <w:t xml:space="preserve">两条建议是 two pieces of advice，不是 two piece of advices。</w:t>
-      </w:r>
-    </w:p>
-    <w:p>
-      <w:pPr>
-        <w:spacing w:after="160" w:line="380"/>
-        <w:ind w:firstLine="480"/>
-      </w:pPr>
-      <w:r>
-        <w:rPr>
-          <w:rFonts w:ascii="SimSun" w:cs="SimSun" w:eastAsia="SimSun" w:hAnsi="SimSun"/>
-          <w:sz w:val="24"/>
-          <w:szCs w:val="24"/>
-        </w:rPr>
-        <w:t xml:space="preserve">你为什么会写错？因为中文说「两条建议」，s 的位置感觉应该在建议上。</w:t>
+        <w:t xml:space="preserve">三张纸是 three pieces of paper，不是 three piece of papers。</w:t>
+      </w:r>
+    </w:p>
+    <w:p>
+      <w:pPr>
+        <w:spacing w:after="160" w:line="380"/>
+        <w:ind w:firstLine="480"/>
+      </w:pPr>
+      <w:r>
+        <w:rPr>
+          <w:rFonts w:ascii="SimSun" w:cs="SimSun" w:eastAsia="SimSun" w:hAnsi="SimSun"/>
+          <w:sz w:val="24"/>
+          <w:szCs w:val="24"/>
+        </w:rPr>
+        <w:t xml:space="preserve">你为什么会写错？因为中文说「三张纸」，s 的位置感觉应该在纸上。</w:t>
       </w:r>
     </w:p>
     <w:p>

--- a/docs/Level1/高中英语语法切片-Level1-第11课-不可数名词的量化表达.docx
+++ b/docs/Level1/高中英语语法切片-Level1-第11课-不可数名词的量化表达.docx
@@ -2496,7 +2496,21 @@
           <w:sz w:val="24"/>
           <w:szCs w:val="24"/>
         </w:rPr>
-        <w:t xml:space="preserve">你想想，第二句，也是最重要的一句。变复数变的是单位，s 加在单位上，不加在不可数名词上。</w:t>
+        <w:t xml:space="preserve">第二句，也是最重要的一句。</w:t>
+      </w:r>
+    </w:p>
+    <w:p>
+      <w:pPr>
+        <w:spacing w:after="160" w:line="380"/>
+        <w:ind w:firstLine="480"/>
+      </w:pPr>
+      <w:r>
+        <w:rPr>
+          <w:rFonts w:ascii="SimSun" w:cs="SimSun" w:eastAsia="SimSun" w:hAnsi="SimSun"/>
+          <w:sz w:val="24"/>
+          <w:szCs w:val="24"/>
+        </w:rPr>
+        <w:t xml:space="preserve">变复数变的是单位。你把 s 加在单位上，不加在不可数名词上。</w:t>
       </w:r>
     </w:p>
     <w:p>
@@ -2566,7 +2580,21 @@
           <w:sz w:val="24"/>
           <w:szCs w:val="24"/>
         </w:rPr>
-        <w:t xml:space="preserve">你注意，第五句。加 a 是肯定，表示还有一点；不加 a 是否定，表示几乎没有。一个字母，意思相反。</w:t>
+        <w:t xml:space="preserve">第五句。加 a 是肯定，表示还有一点；不加 a 是否定，表示几乎没有。</w:t>
+      </w:r>
+    </w:p>
+    <w:p>
+      <w:pPr>
+        <w:spacing w:after="160" w:line="380"/>
+        <w:ind w:firstLine="480"/>
+      </w:pPr>
+      <w:r>
+        <w:rPr>
+          <w:rFonts w:ascii="SimSun" w:cs="SimSun" w:eastAsia="SimSun" w:hAnsi="SimSun"/>
+          <w:sz w:val="24"/>
+          <w:szCs w:val="24"/>
+        </w:rPr>
+        <w:t xml:space="preserve">一个字母，意思相反，你千万别看走眼。</w:t>
       </w:r>
     </w:p>
     <w:p>

--- a/docs/Level1/高中英语语法切片-Level1-第11课-不可数名词的量化表达.docx
+++ b/docs/Level1/高中英语语法切片-Level1-第11课-不可数名词的量化表达.docx
@@ -311,7 +311,7 @@
           <w:sz w:val="24"/>
           <w:szCs w:val="24"/>
         </w:rPr>
-        <w:t xml:space="preserve">那想说「两条建议」怎么办？</w:t>
+        <w:t xml:space="preserve">那想说「两条建议」怎么办呢？</w:t>
       </w:r>
     </w:p>
     <w:p>
@@ -439,7 +439,7 @@
           <w:sz w:val="24"/>
           <w:szCs w:val="24"/>
         </w:rPr>
-        <w:t xml:space="preserve">先自己动笔，写完对答案。写好了？</w:t>
+        <w:t xml:space="preserve">先自己动笔，写完对答案。写好了呢？</w:t>
       </w:r>
     </w:p>
     <w:p>
@@ -808,7 +808,7 @@
           <w:sz w:val="24"/>
           <w:szCs w:val="24"/>
         </w:rPr>
-        <w:t xml:space="preserve">这道题慢慢来，写完再往下。写好了？</w:t>
+        <w:t xml:space="preserve">这道题慢慢来，写完再往下。写好了呢？</w:t>
       </w:r>
     </w:p>
     <w:p>
@@ -892,7 +892,7 @@
           <w:sz w:val="24"/>
           <w:szCs w:val="24"/>
         </w:rPr>
-        <w:t xml:space="preserve">我给你一个特别好记的办法：many 后面跟的东西能数，much 后面跟的东西数不了。</w:t>
+        <w:t xml:space="preserve">我跟你说，我跟你说，我给你一个特别好记的办法：many 后面跟的东西能数，much 后面跟的东西数不了。</w:t>
       </w:r>
     </w:p>
     <w:p>
@@ -964,7 +964,7 @@
           <w:sz w:val="24"/>
           <w:szCs w:val="24"/>
         </w:rPr>
-        <w:t xml:space="preserve">先自己写一个，写完我们比对。写好了？</w:t>
+        <w:t xml:space="preserve">先自己写一个，写完我们比对。写好了呢？</w:t>
       </w:r>
     </w:p>
     <w:p>
@@ -1260,6 +1260,20 @@
           <w:sz w:val="24"/>
           <w:szCs w:val="24"/>
         </w:rPr>
+        <w:t xml:space="preserve">我插一句啊，这一块要是听得有点晕，你先往下走，做完题回头再听一遍。</w:t>
+      </w:r>
+    </w:p>
+    <w:p>
+      <w:pPr>
+        <w:spacing w:after="160" w:line="380"/>
+        <w:ind w:firstLine="480"/>
+      </w:pPr>
+      <w:r>
+        <w:rPr>
+          <w:rFonts w:ascii="SimSun" w:cs="SimSun" w:eastAsia="SimSun" w:hAnsi="SimSun"/>
+          <w:sz w:val="24"/>
+          <w:szCs w:val="24"/>
+        </w:rPr>
         <w:t xml:space="preserve">好，我们先说量词短语的基本结构。</w:t>
       </w:r>
     </w:p>
@@ -1302,7 +1316,7 @@
           <w:sz w:val="24"/>
           <w:szCs w:val="24"/>
         </w:rPr>
-        <w:t xml:space="preserve">这个结构里有一条铁律，也是今天最重要的一句话。</w:t>
+        <w:t xml:space="preserve">这个结构里有一条铁律，也是今天最重要的一句话，你听好。</w:t>
       </w:r>
     </w:p>
     <w:p>
@@ -1386,7 +1400,7 @@
           <w:sz w:val="24"/>
           <w:szCs w:val="24"/>
         </w:rPr>
-        <w:t xml:space="preserve">那单位有哪些？我给你分几类，你按东西的形态记。</w:t>
+        <w:t xml:space="preserve">那单位有哪些？我跟你说，我跟你说，我给你分几类，你按东西的形态记。</w:t>
       </w:r>
     </w:p>
     <w:p>
@@ -1456,7 +1470,7 @@
           <w:sz w:val="24"/>
           <w:szCs w:val="24"/>
         </w:rPr>
-        <w:t xml:space="preserve">你要是实在想不起来用什么单位，就用 piece，八成不会错。</w:t>
+        <w:t xml:space="preserve">你要是实在想不起来用什么单位，就用 piece，八成不会错，是吧。</w:t>
       </w:r>
     </w:p>
     <w:p>
@@ -1680,21 +1694,21 @@
           <w:sz w:val="24"/>
           <w:szCs w:val="24"/>
         </w:rPr>
-        <w:t xml:space="preserve">为什么？因为 many 是「许多个」，得能一个一个数；much 是「许多量」，说的是分量。</w:t>
-      </w:r>
-    </w:p>
-    <w:p>
-      <w:pPr>
-        <w:spacing w:after="160" w:line="380"/>
-        <w:ind w:firstLine="480"/>
-      </w:pPr>
-      <w:r>
-        <w:rPr>
-          <w:rFonts w:ascii="SimSun" w:cs="SimSun" w:eastAsia="SimSun" w:hAnsi="SimSun"/>
-          <w:sz w:val="24"/>
-          <w:szCs w:val="24"/>
-        </w:rPr>
-        <w:t xml:space="preserve">这个区别你抓住了，就不会用反。</w:t>
+        <w:t xml:space="preserve">那为什么呢？因为 many 是「许多个」，得能一个一个数；much 是「许多量」，说的是分量。</w:t>
+      </w:r>
+    </w:p>
+    <w:p>
+      <w:pPr>
+        <w:spacing w:after="160" w:line="380"/>
+        <w:ind w:firstLine="480"/>
+      </w:pPr>
+      <w:r>
+        <w:rPr>
+          <w:rFonts w:ascii="SimSun" w:cs="SimSun" w:eastAsia="SimSun" w:hAnsi="SimSun"/>
+          <w:sz w:val="24"/>
+          <w:szCs w:val="24"/>
+        </w:rPr>
+        <w:t xml:space="preserve">这个区别你抓住了，就不会用反，对不对。</w:t>
       </w:r>
     </w:p>
     <w:p>
@@ -1792,7 +1806,7 @@
           <w:sz w:val="24"/>
           <w:szCs w:val="24"/>
         </w:rPr>
-        <w:t xml:space="preserve">你比较这两句。</w:t>
+        <w:t xml:space="preserve">你比较这两句，感觉一下。</w:t>
       </w:r>
     </w:p>
     <w:p>
@@ -1834,7 +1848,7 @@
           <w:sz w:val="24"/>
           <w:szCs w:val="24"/>
         </w:rPr>
-        <w:t xml:space="preserve">一个 a 的差别，意思完全相反。这是高考的高频陷阱，你务必记牢。</w:t>
+        <w:t xml:space="preserve">一个 a 的差别，意思完全相反。这是高考的高频陷阱，你务必记牢啊。</w:t>
       </w:r>
     </w:p>
     <w:p>
@@ -1918,7 +1932,7 @@
           <w:sz w:val="24"/>
           <w:szCs w:val="24"/>
         </w:rPr>
-        <w:t xml:space="preserve">这几个是万能的，你拿不准的时候可以用它们避险。</w:t>
+        <w:t xml:space="preserve">我跟你说，这几个是万能的，你拿不准的时候可以用它们避险。</w:t>
       </w:r>
     </w:p>
     <w:p>
@@ -2058,7 +2072,7 @@
           <w:sz w:val="24"/>
           <w:szCs w:val="24"/>
         </w:rPr>
-        <w:t xml:space="preserve">方法讲透了。看两道例题。</w:t>
+        <w:t xml:space="preserve">方法讲透了。顺便提一嘴，这一块跟前面几课是连着的，你回头一起复习效果最好。看两道例题。</w:t>
       </w:r>
     </w:p>
     <w:p>
@@ -2454,21 +2468,21 @@
           <w:sz w:val="24"/>
           <w:szCs w:val="24"/>
         </w:rPr>
-        <w:t xml:space="preserve">你看，后半句那个 so 是关键线索。做这类题一定要读完整句话，别只看空前后。</w:t>
-      </w:r>
-    </w:p>
-    <w:p>
-      <w:pPr>
-        <w:spacing w:after="160" w:line="380"/>
-        <w:ind w:firstLine="480"/>
-      </w:pPr>
-      <w:r>
-        <w:rPr>
-          <w:rFonts w:ascii="SimSun" w:cs="SimSun" w:eastAsia="SimSun" w:hAnsi="SimSun"/>
-          <w:sz w:val="24"/>
-          <w:szCs w:val="24"/>
-        </w:rPr>
-        <w:t xml:space="preserve">两道例题做完了。今天的东西我给你压一压，五句话拿走。</w:t>
+        <w:t xml:space="preserve">你看啊，后半句那个 so 是关键线索。做这类题一定要读完整句话，别只看空前后。</w:t>
+      </w:r>
+    </w:p>
+    <w:p>
+      <w:pPr>
+        <w:spacing w:after="160" w:line="380"/>
+        <w:ind w:firstLine="480"/>
+      </w:pPr>
+      <w:r>
+        <w:rPr>
+          <w:rFonts w:ascii="SimSun" w:cs="SimSun" w:eastAsia="SimSun" w:hAnsi="SimSun"/>
+          <w:sz w:val="24"/>
+          <w:szCs w:val="24"/>
+        </w:rPr>
+        <w:t xml:space="preserve">两道例题做完了。今天的东西我跟你说，我给你压一压，五句话拿走。</w:t>
       </w:r>
     </w:p>
     <w:p>
@@ -2608,7 +2622,7 @@
           <w:sz w:val="24"/>
           <w:szCs w:val="24"/>
         </w:rPr>
-        <w:t xml:space="preserve">道理讲完了。接下来轮到你动手。</w:t>
+        <w:t xml:space="preserve">道理讲完了。对了，我再多说一句——上面这些你要是一遍记不住，别硬背，回头把题再做一遍，做熟了自然就记住了。接下来轮到你动手。</w:t>
       </w:r>
     </w:p>
     <w:p>
@@ -2623,6 +2637,20 @@
           <w:szCs w:val="24"/>
         </w:rPr>
         <w:t xml:space="preserve">下面六道随堂练习。每道先自己做，做完再听。</w:t>
+      </w:r>
+    </w:p>
+    <w:p>
+      <w:pPr>
+        <w:spacing w:after="160" w:line="380"/>
+        <w:ind w:firstLine="480"/>
+      </w:pPr>
+      <w:r>
+        <w:rPr>
+          <w:rFonts w:ascii="SimSun" w:cs="SimSun" w:eastAsia="SimSun" w:hAnsi="SimSun"/>
+          <w:sz w:val="24"/>
+          <w:szCs w:val="24"/>
+        </w:rPr>
+        <w:t xml:space="preserve">顺带提一嘴，这个点跟前面学的是连着的，你别孤立地记。</w:t>
       </w:r>
     </w:p>
     <w:p>
@@ -2878,7 +2906,7 @@
           <w:sz w:val="24"/>
           <w:szCs w:val="24"/>
         </w:rPr>
-        <w:t xml:space="preserve">先自己写一个答案。写好了？</w:t>
+        <w:t xml:space="preserve">先自己写一个答案。写好了呢？</w:t>
       </w:r>
     </w:p>
     <w:p>
@@ -3289,7 +3317,7 @@
           <w:sz w:val="24"/>
           <w:szCs w:val="24"/>
         </w:rPr>
-        <w:t xml:space="preserve">选择题，先圈一个。圈好了？</w:t>
+        <w:t xml:space="preserve">选择题，先圈一个。圈好了呢？</w:t>
       </w:r>
     </w:p>
     <w:p>
@@ -3317,7 +3345,7 @@
           <w:sz w:val="24"/>
           <w:szCs w:val="24"/>
         </w:rPr>
-        <w:t xml:space="preserve">你注意，suggestion 可数，可 advice 不可数，这两个词意思相近但可数性相反，第八课提醒过。</w:t>
+        <w:t xml:space="preserve">你注意啊，suggestion 可数，可 advice 不可数，这两个词意思相近但可数性相反，第八课提醒过。</w:t>
       </w:r>
     </w:p>
     <w:p>
@@ -3459,7 +3487,7 @@
           <w:sz w:val="24"/>
           <w:szCs w:val="24"/>
         </w:rPr>
-        <w:t xml:space="preserve">先自己写一个。写好了？</w:t>
+        <w:t xml:space="preserve">先自己写一个。写好了呢？</w:t>
       </w:r>
     </w:p>
     <w:p>
@@ -3557,7 +3585,7 @@
           <w:sz w:val="24"/>
           <w:szCs w:val="24"/>
         </w:rPr>
-        <w:t xml:space="preserve">你看，判断肯定否定的线索又是在句子的另一半，跟例题二一样。</w:t>
+        <w:t xml:space="preserve">你看啊，判断肯定否定的线索又是在句子的另一半，跟例题二一样。</w:t>
       </w:r>
     </w:p>
     <w:p>
@@ -3853,7 +3881,7 @@
           <w:sz w:val="24"/>
           <w:szCs w:val="24"/>
         </w:rPr>
-        <w:t xml:space="preserve">你记住，第一，看到「数词 + 单位 + of + 名词」这个结构，先确认后面那个名词不可数，然后把 s 加在单位上。</w:t>
+        <w:t xml:space="preserve">你记住啊，第一，看到「数词 + 单位 + of + 名词」这个结构，先确认后面那个名词不可数，然后把 s 加在单位上。</w:t>
       </w:r>
     </w:p>
     <w:p>

--- a/docs/Level1/高中英语语法切片-Level1-第11课-不可数名词的量化表达.docx
+++ b/docs/Level1/高中英语语法切片-Level1-第11课-不可数名词的量化表达.docx
@@ -3317,7 +3317,7 @@
           <w:sz w:val="24"/>
           <w:szCs w:val="24"/>
         </w:rPr>
-        <w:t xml:space="preserve">选择题，先圈一个。圈好了呢？</w:t>
+        <w:t xml:space="preserve">选择题，你先定。</w:t>
       </w:r>
     </w:p>
     <w:p>

--- a/docs/Level1/高中英语语法切片-Level1-第11课-不可数名词的量化表达.docx
+++ b/docs/Level1/高中英语语法切片-Level1-第11课-不可数名词的量化表达.docx
@@ -241,6 +241,20 @@
           <w:sz w:val="24"/>
           <w:szCs w:val="24"/>
         </w:rPr>
+        <w:t xml:space="preserve">我猜有人已经写完了，可答案不一定对。</w:t>
+      </w:r>
+    </w:p>
+    <w:p>
+      <w:pPr>
+        <w:spacing w:after="160" w:line="380"/>
+        <w:ind w:firstLine="480"/>
+      </w:pPr>
+      <w:r>
+        <w:rPr>
+          <w:rFonts w:ascii="SimSun" w:cs="SimSun" w:eastAsia="SimSun" w:hAnsi="SimSun"/>
+          <w:sz w:val="24"/>
+          <w:szCs w:val="24"/>
+        </w:rPr>
         <w:t xml:space="preserve">先自己找，找到了写下来。写好了吗？</w:t>
       </w:r>
     </w:p>
@@ -425,6 +439,20 @@
           <w:sz w:val="24"/>
           <w:szCs w:val="24"/>
         </w:rPr>
+        <w:t xml:space="preserve">这道题很多同学会栽，你注意听。</w:t>
+      </w:r>
+    </w:p>
+    <w:p>
+      <w:pPr>
+        <w:spacing w:after="160" w:line="380"/>
+        <w:ind w:firstLine="480"/>
+      </w:pPr>
+      <w:r>
+        <w:rPr>
+          <w:rFonts w:ascii="SimSun" w:cs="SimSun" w:eastAsia="SimSun" w:hAnsi="SimSun"/>
+          <w:sz w:val="24"/>
+          <w:szCs w:val="24"/>
+        </w:rPr>
         <w:t xml:space="preserve">这一步跟上了吗？</w:t>
       </w:r>
     </w:p>
@@ -610,6 +638,20 @@
           <w:sz w:val="24"/>
           <w:szCs w:val="24"/>
         </w:rPr>
+        <w:t xml:space="preserve">我知道有人第一反应是直接填进去。先别急。</w:t>
+      </w:r>
+    </w:p>
+    <w:p>
+      <w:pPr>
+        <w:spacing w:after="160" w:line="380"/>
+        <w:ind w:firstLine="480"/>
+      </w:pPr>
+      <w:r>
+        <w:rPr>
+          <w:rFonts w:ascii="SimSun" w:cs="SimSun" w:eastAsia="SimSun" w:hAnsi="SimSun"/>
+          <w:sz w:val="24"/>
+          <w:szCs w:val="24"/>
+        </w:rPr>
         <w:t xml:space="preserve">选择题，你先圈一个。圈好了吗？</w:t>
       </w:r>
     </w:p>
@@ -808,6 +850,20 @@
           <w:sz w:val="24"/>
           <w:szCs w:val="24"/>
         </w:rPr>
+        <w:t xml:space="preserve">这个地方我年年见人丢分。</w:t>
+      </w:r>
+    </w:p>
+    <w:p>
+      <w:pPr>
+        <w:spacing w:after="160" w:line="380"/>
+        <w:ind w:firstLine="480"/>
+      </w:pPr>
+      <w:r>
+        <w:rPr>
+          <w:rFonts w:ascii="SimSun" w:cs="SimSun" w:eastAsia="SimSun" w:hAnsi="SimSun"/>
+          <w:sz w:val="24"/>
+          <w:szCs w:val="24"/>
+        </w:rPr>
         <w:t xml:space="preserve">这道题慢慢来，写完再往下。写好了呢？</w:t>
       </w:r>
     </w:p>
@@ -964,6 +1020,20 @@
           <w:sz w:val="24"/>
           <w:szCs w:val="24"/>
         </w:rPr>
+        <w:t xml:space="preserve">有的同学看到这儿就慌了。别慌。</w:t>
+      </w:r>
+    </w:p>
+    <w:p>
+      <w:pPr>
+        <w:spacing w:after="160" w:line="380"/>
+        <w:ind w:firstLine="480"/>
+      </w:pPr>
+      <w:r>
+        <w:rPr>
+          <w:rFonts w:ascii="SimSun" w:cs="SimSun" w:eastAsia="SimSun" w:hAnsi="SimSun"/>
+          <w:sz w:val="24"/>
+          <w:szCs w:val="24"/>
+        </w:rPr>
         <w:t xml:space="preserve">先自己写一个，写完我们比对。写好了呢？</w:t>
       </w:r>
     </w:p>
@@ -1120,6 +1190,20 @@
           <w:sz w:val="24"/>
           <w:szCs w:val="24"/>
         </w:rPr>
+        <w:t xml:space="preserve">我猜你心里已经有个答案了，我们看对不对。</w:t>
+      </w:r>
+    </w:p>
+    <w:p>
+      <w:pPr>
+        <w:spacing w:after="160" w:line="380"/>
+        <w:ind w:firstLine="480"/>
+      </w:pPr>
+      <w:r>
+        <w:rPr>
+          <w:rFonts w:ascii="SimSun" w:cs="SimSun" w:eastAsia="SimSun" w:hAnsi="SimSun"/>
+          <w:sz w:val="24"/>
+          <w:szCs w:val="24"/>
+        </w:rPr>
         <w:t xml:space="preserve">最后一道，你先自己找，两处错误都圈出来。圈好了吗？</w:t>
       </w:r>
     </w:p>
@@ -1316,6 +1400,20 @@
           <w:sz w:val="24"/>
           <w:szCs w:val="24"/>
         </w:rPr>
+        <w:t xml:space="preserve">我猜绝大多数人都会在这儿加错地方。</w:t>
+      </w:r>
+    </w:p>
+    <w:p>
+      <w:pPr>
+        <w:spacing w:after="160" w:line="380"/>
+        <w:ind w:firstLine="480"/>
+      </w:pPr>
+      <w:r>
+        <w:rPr>
+          <w:rFonts w:ascii="SimSun" w:cs="SimSun" w:eastAsia="SimSun" w:hAnsi="SimSun"/>
+          <w:sz w:val="24"/>
+          <w:szCs w:val="24"/>
+        </w:rPr>
         <w:t xml:space="preserve">这个结构里有一条铁律，也是今天最重要的一句话，你听好。</w:t>
       </w:r>
     </w:p>
@@ -1764,7 +1862,21 @@
           <w:sz w:val="24"/>
           <w:szCs w:val="24"/>
         </w:rPr>
-        <w:t xml:space="preserve">可这一对还有个更要命的考点，就是加不加 a。</w:t>
+        <w:t xml:space="preserve">你看，可这一对还有个更要命的考点，就是加不加 a。这是高考的高频陷阱，年年有人栽。</w:t>
+      </w:r>
+    </w:p>
+    <w:p>
+      <w:pPr>
+        <w:spacing w:after="160" w:line="380"/>
+        <w:ind w:firstLine="480"/>
+      </w:pPr>
+      <w:r>
+        <w:rPr>
+          <w:rFonts w:ascii="SimSun" w:cs="SimSun" w:eastAsia="SimSun" w:hAnsi="SimSun"/>
+          <w:sz w:val="24"/>
+          <w:szCs w:val="24"/>
+        </w:rPr>
+        <w:t xml:space="preserve">我插一句啊，这一段要是没跟上，你倒回去再听一遍，别往下硬走。</w:t>
       </w:r>
     </w:p>
     <w:p>
@@ -1975,6 +2087,20 @@
           <w:szCs w:val="24"/>
         </w:rPr>
         <w:t xml:space="preserve">你碰到一个空要填限定词，按这个顺序走。</w:t>
+      </w:r>
+    </w:p>
+    <w:p>
+      <w:pPr>
+        <w:spacing w:after="160" w:line="380"/>
+        <w:ind w:firstLine="480"/>
+      </w:pPr>
+      <w:r>
+        <w:rPr>
+          <w:rFonts w:ascii="SimSun" w:cs="SimSun" w:eastAsia="SimSun" w:hAnsi="SimSun"/>
+          <w:sz w:val="24"/>
+          <w:szCs w:val="24"/>
+        </w:rPr>
+        <w:t xml:space="preserve">很多同学一上来就纠结用哪个词，结果连可数性都没判断。</w:t>
       </w:r>
     </w:p>
     <w:p>

--- a/docs/Level1/高中英语语法切片-Level1-第11课-不可数名词的量化表达.docx
+++ b/docs/Level1/高中英语语法切片-Level1-第11课-不可数名词的量化表达.docx
@@ -339,7 +339,7 @@
           <w:sz w:val="24"/>
           <w:szCs w:val="24"/>
         </w:rPr>
-        <w:t xml:space="preserve">借一个单位进来。用 piece，条。</w:t>
+        <w:t xml:space="preserve">说白了就是借一个单位进来。用 piece，条。</w:t>
       </w:r>
     </w:p>
     <w:p>
@@ -948,7 +948,7 @@
           <w:sz w:val="24"/>
           <w:szCs w:val="24"/>
         </w:rPr>
-        <w:t xml:space="preserve">我跟你说，我跟你说，我给你一个特别好记的办法：many 后面跟的东西能数，much 后面跟的东西数不了。</w:t>
+        <w:t xml:space="preserve">我们们来看一个特别好记的办法：many 后面跟的东西能数，much 后面跟的东西数不了。</w:t>
       </w:r>
     </w:p>
     <w:p>
@@ -1414,7 +1414,7 @@
           <w:sz w:val="24"/>
           <w:szCs w:val="24"/>
         </w:rPr>
-        <w:t xml:space="preserve">这个结构里有一条铁律，也是今天最重要的一句话，你听好。</w:t>
+        <w:t xml:space="preserve">说白了，这个结构里有一条铁律，也是今天最重要的一句话，你听好。</w:t>
       </w:r>
     </w:p>
     <w:p>
@@ -1498,7 +1498,7 @@
           <w:sz w:val="24"/>
           <w:szCs w:val="24"/>
         </w:rPr>
-        <w:t xml:space="preserve">那单位有哪些？我跟你说，我跟你说，我给你分几类，你按东西的形态记。</w:t>
+        <w:t xml:space="preserve">那单位有哪些？我们们来看分几类，你按东西的形态记。</w:t>
       </w:r>
     </w:p>
     <w:p>
@@ -2044,7 +2044,7 @@
           <w:sz w:val="24"/>
           <w:szCs w:val="24"/>
         </w:rPr>
-        <w:t xml:space="preserve">我跟你说，这几个是万能的，你拿不准的时候可以用它们避险。</w:t>
+        <w:t xml:space="preserve">我跟你说，这几个是万能的，对不对，你拿不准的时候可以用它们避险。</w:t>
       </w:r>
     </w:p>
     <w:p>
@@ -2608,7 +2608,7 @@
           <w:sz w:val="24"/>
           <w:szCs w:val="24"/>
         </w:rPr>
-        <w:t xml:space="preserve">两道例题做完了。今天的东西我跟你说，我给你压一压，五句话拿走。</w:t>
+        <w:t xml:space="preserve">两道例题做完了。今天的东西我们来看压一压，五句话拿走。</w:t>
       </w:r>
     </w:p>
     <w:p>

--- a/docs/Level1/高中英语语法切片-Level1-第11课-不可数名词的量化表达.docx
+++ b/docs/Level1/高中英语语法切片-Level1-第11课-不可数名词的量化表达.docx
@@ -169,7 +169,7 @@
           <w:sz w:val="24"/>
           <w:szCs w:val="24"/>
         </w:rPr>
-        <w:t xml:space="preserve">今天我们就把这件事一次性钉死。</w:t>
+        <w:t xml:space="preserve">今天我们就把这件事一次性确定下来。</w:t>
       </w:r>
     </w:p>
     <w:p>
@@ -2876,7 +2876,7 @@
           <w:sz w:val="24"/>
           <w:szCs w:val="24"/>
         </w:rPr>
-        <w:t xml:space="preserve">bread 不可数，这个第八课钉死过，所以它本身不加 s。</w:t>
+        <w:t xml:space="preserve">bread 不可数，这个第八课讲清楚过，所以它本身不加 s。</w:t>
       </w:r>
     </w:p>
     <w:p>
